--- a/Tailored_CVs/Shinoy_VodafoneZiggo_Senior_Experimentation_Specialist.docx
+++ b/Tailored_CVs/Shinoy_VodafoneZiggo_Senior_Experimentation_Specialist.docx
@@ -70,7 +70,7 @@
           <w:b w:val="0"/>
           <w:sz w:val="19"/>
         </w:rPr>
-        <w:t>QA Automation Engineer with over 8 years of experience building scalable frameworks and validating digital customer journeys. I bring strong skills in test automation, data analysis with SQL, and stakeholder management within agile environments. I also utilize AI tools like Gemini Code Assist to streamline test generation and support digital workflows.</w:t>
+        <w:t>QA Automation Engineer with over 8 years of experience building reliable test frameworks and validating digital solutions. I bring strong skills in SQL, test automation, and validation processes to help teams deliver stable customer journeys. I also have hands-on experience using Gemini Code Assist to streamline test generation and deployment scripts.</w:t>
       </w:r>
     </w:p>
     <w:p>
@@ -288,7 +288,7 @@
           <w:b w:val="0"/>
           <w:sz w:val="18"/>
         </w:rPr>
-        <w:t>▸ Built and maintained scalable test automation frameworks using Java Selenium and TypeScript Playwright for complex digital workflows.</w:t>
+        <w:t>▸ Migrated a SeleniumJava framework to Playwright TypeScript for endtoend workflows, boosting execution efficiency by 20% and ensuring smooth system updates.</w:t>
       </w:r>
     </w:p>
     <w:p>
@@ -301,7 +301,7 @@
           <w:b w:val="0"/>
           <w:sz w:val="18"/>
         </w:rPr>
-        <w:t>▸ Validated backend datasets and user flows using Oracle SQL and API testing tools to ensure high data integrity.</w:t>
+        <w:t>▸ Executed complex Oracle SQL queries to validate massive datasets and ensure strict data integrity across backend workflows.</w:t>
       </w:r>
     </w:p>
     <w:p>
@@ -314,7 +314,7 @@
           <w:b w:val="0"/>
           <w:sz w:val="18"/>
         </w:rPr>
-        <w:t>▸ Streamlined test generation scripts and deployment processes utilizing AI tools like Gemini Code Assist.</w:t>
+        <w:t>▸ Collaborated with crossfunctional teams and product owners to translate business requirements into technical testing strategies and maintain high release standards.</w:t>
       </w:r>
     </w:p>
     <w:p>
@@ -327,7 +327,7 @@
           <w:b w:val="0"/>
           <w:sz w:val="18"/>
         </w:rPr>
-        <w:t>▸ Partnered with crossfunctional agile teams and product stakeholders to translate requirements into effective testing strategies.</w:t>
+        <w:t>▸ Streamlined test generation and deployment scripts utilizing AI tools like Gemini Code Assist to support efficient delivery cycles.</w:t>
       </w:r>
     </w:p>
     <w:p>

--- a/Tailored_CVs/Shinoy_VodafoneZiggo_Senior_Experimentation_Specialist.docx
+++ b/Tailored_CVs/Shinoy_VodafoneZiggo_Senior_Experimentation_Specialist.docx
@@ -70,7 +70,7 @@
           <w:b w:val="0"/>
           <w:sz w:val="19"/>
         </w:rPr>
-        <w:t>QA Automation Engineer with over 8 years of experience building reliable test frameworks and validating digital solutions. I bring strong skills in SQL, test automation, and validation processes to help teams deliver stable customer journeys. I also have hands-on experience using Gemini Code Assist to streamline test generation and deployment scripts.</w:t>
+        <w:t>As a QA Automation Engineer with over 8 years of experience, I bring a structured, data-driven approach to testing workflows and digital quality. I am skilled in building reliable automation frameworks, validating backend data with SQL, and collaborating closely with agile teams. Having recently relocated to the Netherlands with a valid EU residence permit, I am eager to contribute my technical background to help VodafoneZiggo maintain high-quality customer journeys.</w:t>
       </w:r>
     </w:p>
     <w:p>
@@ -288,7 +288,7 @@
           <w:b w:val="0"/>
           <w:sz w:val="18"/>
         </w:rPr>
-        <w:t>▸ Migrated a SeleniumJava framework to Playwright TypeScript for endtoend workflows, boosting execution efficiency by 20% and ensuring smooth system updates.</w:t>
+        <w:t>▸ Built and maintained scalable test automation frameworks using Java Selenium and Playwright TypeScript to support complex digital workflows and ensure reliable releases.</w:t>
       </w:r>
     </w:p>
     <w:p>
@@ -301,7 +301,7 @@
           <w:b w:val="0"/>
           <w:sz w:val="18"/>
         </w:rPr>
-        <w:t>▸ Executed complex Oracle SQL queries to validate massive datasets and ensure strict data integrity across backend workflows.</w:t>
+        <w:t>▸ Validated complex datasets and backend logic using Oracle SQL queries to maintain strict data integrity across credit and user data systems.</w:t>
       </w:r>
     </w:p>
     <w:p>
@@ -314,7 +314,7 @@
           <w:b w:val="0"/>
           <w:sz w:val="18"/>
         </w:rPr>
-        <w:t>▸ Collaborated with crossfunctional teams and product owners to translate business requirements into technical testing strategies and maintain high release standards.</w:t>
+        <w:t>▸ Streamlined test generation and deployment scripts utilizing AI tools like Gemini Code Assist to speed up delivery cycles.</w:t>
       </w:r>
     </w:p>
     <w:p>
@@ -327,7 +327,7 @@
           <w:b w:val="0"/>
           <w:sz w:val="18"/>
         </w:rPr>
-        <w:t>▸ Streamlined test generation and deployment scripts utilizing AI tools like Gemini Code Assist to support efficient delivery cycles.</w:t>
+        <w:t>▸ Partnered with crossfunctional agile teams, Product Owners, and SREs to translate requirements into clear testing strategies and reduce defect leakage.</w:t>
       </w:r>
     </w:p>
     <w:p>
